--- a/ocr_results/1. ОБРАЗЦЫ РУКОПИСНОГО ТЕКСТА/ТАКТ52-01ФО.docx
+++ b/ocr_results/1. ОБРАЗЦЫ РУКОПИСНОГО ТЕКСТА/ТАКТ52-01ФО.docx
@@ -980,7 +980,37 @@
     <w:p>
       <w:r>
         <w:rPr/>
-        <w:t>№ 014354 изготовлен «07» сентября 2015 г.</w:t>
+        <w:t>№ 014354 изготовлен «</w:t>
+      </w:r>
+      <w:r>
+        <w:rPr>
+          <w:highlight w:val="yellow"/>
+        </w:rPr>
+        <w:t>07</w:t>
+      </w:r>
+      <w:r>
+        <w:rPr/>
+        <w:t xml:space="preserve">» </w:t>
+      </w:r>
+      <w:r>
+        <w:rPr>
+          <w:highlight w:val="yellow"/>
+        </w:rPr>
+        <w:t>сентября</w:t>
+      </w:r>
+      <w:r>
+        <w:rPr/>
+        <w:t xml:space="preserve"> 20</w:t>
+      </w:r>
+      <w:r>
+        <w:rPr>
+          <w:highlight w:val="yellow"/>
+        </w:rPr>
+        <w:t>15</w:t>
+      </w:r>
+      <w:r>
+        <w:rPr/>
+        <w:t xml:space="preserve"> г.</w:t>
       </w:r>
     </w:p>
     <w:p>
@@ -9241,7 +9271,17 @@
     <w:p>
       <w:r>
         <w:rPr/>
-        <w:t>Комплекс контрольно-измерительной аппаратуры ТАКТ52-01 отработал на предприятии-изготовителе 126 (Сто двадцать шесть) ч.</w:t>
+        <w:t xml:space="preserve">Комплекс контрольно-измерительной аппаратуры ТАКТ52-01 отработал на предприятии-изготовителе </w:t>
+      </w:r>
+      <w:r>
+        <w:rPr>
+          <w:highlight w:val="yellow"/>
+        </w:rPr>
+        <w:t>126 (Сто двадцать шесть)</w:t>
+      </w:r>
+      <w:r>
+        <w:rPr/>
+        <w:t xml:space="preserve"> ч.</w:t>
       </w:r>
     </w:p>
     <w:p>
@@ -9264,7 +9304,9 @@
     </w:p>
     <w:p>
       <w:r>
-        <w:rPr/>
+        <w:rPr>
+          <w:highlight w:val="yellow"/>
+        </w:rPr>
         <w:t>Е.М. Губин</w:t>
       </w:r>
       <w:r>
@@ -9282,7 +9324,9 @@
     </w:p>
     <w:p>
       <w:r>
-        <w:rPr/>
+        <w:rPr>
+          <w:highlight w:val="yellow"/>
+        </w:rPr>
         <w:t>01.09.2015</w:t>
       </w:r>
       <w:r>
@@ -9425,7 +9469,9 @@
     </w:p>
     <w:p>
       <w:r>
-        <w:rPr/>
+        <w:rPr>
+          <w:highlight w:val="yellow"/>
+        </w:rPr>
         <w:t>30.06.15</w:t>
       </w:r>
     </w:p>
@@ -9449,7 +9495,9 @@
     </w:p>
     <w:p>
       <w:r>
-        <w:rPr/>
+        <w:rPr>
+          <w:highlight w:val="yellow"/>
+        </w:rPr>
         <w:t>30.06.15</w:t>
       </w:r>
     </w:p>
@@ -9619,7 +9667,9 @@
           </w:tcPr>
           <w:p>
             <w:r>
-              <w:rPr/>
+              <w:rPr>
+                <w:highlight w:val="yellow"/>
+              </w:rPr>
               <w:t>7.3.8.4.21</w:t>
             </w:r>
           </w:p>
@@ -9630,7 +9680,9 @@
           </w:tcPr>
           <w:p>
             <w:r>
-              <w:rPr/>
+              <w:rPr>
+                <w:highlight w:val="yellow"/>
+              </w:rPr>
               <w:t>Упаковывание</w:t>
             </w:r>
           </w:p>
@@ -9641,14 +9693,18 @@
           </w:tcPr>
           <w:p>
             <w:r>
-              <w:rPr/>
+              <w:rPr>
+                <w:highlight w:val="yellow"/>
+              </w:rPr>
               <w:t>ТАКТ 52 РЭИ;</w:t>
             </w:r>
             <w:r>
               <w:br/>
             </w:r>
             <w:r>
-              <w:rPr/>
+              <w:rPr>
+                <w:highlight w:val="yellow"/>
+              </w:rPr>
               <w:t>ТАКТ РЭТ*</w:t>
             </w:r>
           </w:p>
@@ -9659,14 +9715,18 @@
           </w:tcPr>
           <w:p>
             <w:r>
-              <w:rPr/>
+              <w:rPr>
+                <w:highlight w:val="yellow"/>
+              </w:rPr>
               <w:t>ДСЯ - 997,</w:t>
             </w:r>
             <w:r>
               <w:br/>
             </w:r>
             <w:r>
-              <w:rPr/>
+              <w:rPr>
+                <w:highlight w:val="yellow"/>
+              </w:rPr>
               <w:t>САБ - 996</w:t>
             </w:r>
           </w:p>
@@ -9677,14 +9737,18 @@
           </w:tcPr>
           <w:p>
             <w:r>
-              <w:rPr/>
+              <w:rPr>
+                <w:highlight w:val="yellow"/>
+              </w:rPr>
               <w:t>ДБТ - 997,</w:t>
             </w:r>
             <w:r>
               <w:br/>
             </w:r>
             <w:r>
-              <w:rPr/>
+              <w:rPr>
+                <w:highlight w:val="yellow"/>
+              </w:rPr>
               <w:t>СА5 - 996</w:t>
             </w:r>
           </w:p>
@@ -9697,50 +9761,69 @@
         <w:pStyle w:val="Heading1"/>
       </w:pPr>
       <w:r>
-        <w:rPr/>
+        <w:rPr>
+          <w:highlight w:val="yellow"/>
+        </w:rPr>
         <w:t>ЭИ3 21</w:t>
       </w:r>
     </w:p>
     <w:p>
       <w:r>
-        <w:rPr/>
+        <w:rPr>
+          <w:highlight w:val="yellow"/>
+        </w:rPr>
         <w:t>Распаковка</w:t>
       </w:r>
     </w:p>
     <w:p>
       <w:r>
-        <w:rPr/>
+        <w:rPr>
+          <w:highlight w:val="yellow"/>
+        </w:rPr>
         <w:t>ТАКТ52 РЗ1</w:t>
       </w:r>
     </w:p>
     <w:p>
       <w:r>
-        <w:rPr/>
+        <w:rPr>
+          <w:highlight w:val="yellow"/>
+        </w:rPr>
         <w:t>-</w:t>
       </w:r>
     </w:p>
     <w:p>
       <w:r>
-        <w:rPr/>
+        <w:rPr>
+          <w:highlight w:val="yellow"/>
+        </w:rPr>
         <w:t>-</w:t>
       </w:r>
     </w:p>
     <w:p>
       <w:r>
-        <w:rPr/>
+        <w:rPr>
+          <w:highlight w:val="yellow"/>
+        </w:rPr>
         <w:t>[неразборчиво]</w:t>
       </w:r>
     </w:p>
     <w:p>
       <w:r>
-        <w:rPr/>
+        <w:rPr>
+          <w:highlight w:val="yellow"/>
+        </w:rPr>
         <w:t>+ Завершено, ТАКТ РБ1' и титана</w:t>
       </w:r>
       <w:r>
+        <w:rPr>
+          <w:highlight w:val="yellow"/>
+        </w:rPr>
         <w:br/>
       </w:r>
       <w:r>
-        <w:rPr/>
+        <w:rPr>
+          <w:highlight w:val="yellow"/>
+        </w:rPr>
         <w:t>01 04 21</w:t>
       </w:r>
       <w:r>
@@ -9812,13 +9895,49 @@
     <w:p>
       <w:r>
         <w:rPr/>
-        <w:t>Дата упаковывания «07» 09 2015 г.</w:t>
+        <w:t>Дата упаковывания «</w:t>
+      </w:r>
+      <w:r>
+        <w:rPr>
+          <w:highlight w:val="yellow"/>
+        </w:rPr>
+        <w:t>07</w:t>
+      </w:r>
+      <w:r>
+        <w:rPr/>
+        <w:t xml:space="preserve">» </w:t>
+      </w:r>
+      <w:r>
+        <w:rPr>
+          <w:highlight w:val="yellow"/>
+        </w:rPr>
+        <w:t>09</w:t>
+      </w:r>
+      <w:r>
+        <w:rPr/>
+        <w:t xml:space="preserve"> 20</w:t>
+      </w:r>
+      <w:r>
+        <w:rPr>
+          <w:highlight w:val="yellow"/>
+        </w:rPr>
+        <w:t>15</w:t>
+      </w:r>
+      <w:r>
+        <w:rPr/>
+        <w:t xml:space="preserve"> г.</w:t>
       </w:r>
     </w:p>
     <w:p>
       <w:r>
         <w:rPr/>
-        <w:t>Упаковывание произвел [подпись] А.А. Миронов</w:t>
+        <w:t xml:space="preserve">Упаковывание произвел [подпись] </w:t>
+      </w:r>
+      <w:r>
+        <w:rPr>
+          <w:highlight w:val="yellow"/>
+        </w:rPr>
+        <w:t>А.А. Миронов</w:t>
       </w:r>
       <w:r>
         <w:br/>
@@ -10131,6 +10250,7 @@
             <w:r>
               <w:rPr>
                 <w:b/>
+                <w:highlight w:val="yellow"/>
               </w:rPr>
               <w:t>30.06.15</w:t>
             </w:r>
@@ -10179,7 +10299,9 @@
           </w:tcPr>
           <w:p>
             <w:r>
-              <w:rPr/>
+              <w:rPr>
+                <w:highlight w:val="yellow"/>
+              </w:rPr>
               <w:t>30.06.15</w:t>
             </w:r>
           </w:p>
@@ -10292,7 +10414,9 @@
     </w:p>
     <w:p>
       <w:r>
-        <w:rPr/>
+        <w:rPr>
+          <w:highlight w:val="yellow"/>
+        </w:rPr>
         <w:t>27.06.15</w:t>
       </w:r>
     </w:p>
@@ -10319,21 +10443,58 @@
     </w:p>
     <w:p>
       <w:r>
-        <w:rPr/>
+        <w:rPr>
+          <w:highlight w:val="yellow"/>
+        </w:rPr>
         <w:t>Ю.В. Сиренко</w:t>
       </w:r>
       <w:r>
+        <w:rPr>
+          <w:highlight w:val="yellow"/>
+        </w:rPr>
         <w:br/>
       </w:r>
       <w:r>
-        <w:rPr/>
+        <w:rPr>
+          <w:highlight w:val="yellow"/>
+        </w:rPr>
         <w:t>7.09.15</w:t>
       </w:r>
     </w:p>
     <w:p>
       <w:r>
         <w:rPr/>
-        <w:t>Дата изготовления «О7» сентября 2015 г.</w:t>
+        <w:t>Дата изготовления «</w:t>
+      </w:r>
+      <w:r>
+        <w:rPr>
+          <w:highlight w:val="yellow"/>
+        </w:rPr>
+        <w:t>О7</w:t>
+      </w:r>
+      <w:r>
+        <w:rPr/>
+        <w:t xml:space="preserve">» </w:t>
+      </w:r>
+      <w:r>
+        <w:rPr>
+          <w:highlight w:val="yellow"/>
+        </w:rPr>
+        <w:t>сентября</w:t>
+      </w:r>
+      <w:r>
+        <w:rPr/>
+        <w:t xml:space="preserve"> 20</w:t>
+      </w:r>
+      <w:r>
+        <w:rPr>
+          <w:highlight w:val="yellow"/>
+        </w:rPr>
+        <w:t>15</w:t>
+      </w:r>
+      <w:r>
+        <w:rPr/>
+        <w:t xml:space="preserve"> г.</w:t>
       </w:r>
     </w:p>
     <w:p>
@@ -10474,42 +10635,54 @@
           </w:tcPr>
           <w:p>
             <w:r>
-              <w:rPr/>
+              <w:rPr>
+                <w:highlight w:val="yellow"/>
+              </w:rPr>
               <w:t>741 от 14.08.20</w:t>
             </w:r>
             <w:r>
               <w:br/>
             </w:r>
             <w:r>
-              <w:rPr/>
+              <w:rPr>
+                <w:highlight w:val="yellow"/>
+              </w:rPr>
               <w:t>3366410 от 22.01.2021</w:t>
             </w:r>
             <w:r>
               <w:br/>
             </w:r>
             <w:r>
-              <w:rPr/>
+              <w:rPr>
+                <w:highlight w:val="yellow"/>
+              </w:rPr>
               <w:t>№ 448141/357917/3</w:t>
             </w:r>
             <w:r>
               <w:br/>
             </w:r>
             <w:r>
-              <w:rPr/>
+              <w:rPr>
+                <w:highlight w:val="yellow"/>
+              </w:rPr>
               <w:t>от 30.01.20</w:t>
             </w:r>
             <w:r>
               <w:br/>
             </w:r>
             <w:r>
-              <w:rPr/>
+              <w:rPr>
+                <w:highlight w:val="yellow"/>
+              </w:rPr>
               <w:t>№ 11117339 от</w:t>
             </w:r>
             <w:r>
               <w:br/>
             </w:r>
             <w:r>
-              <w:rPr/>
+              <w:rPr>
+                <w:highlight w:val="yellow"/>
+              </w:rPr>
               <w:t>06.04.2021</w:t>
             </w:r>
           </w:p>
@@ -10520,14 +10693,18 @@
           </w:tcPr>
           <w:p>
             <w:r>
-              <w:rPr/>
+              <w:rPr>
+                <w:highlight w:val="yellow"/>
+              </w:rPr>
               <w:t>6/2 40274</w:t>
             </w:r>
             <w:r>
               <w:br/>
             </w:r>
             <w:r>
-              <w:rPr/>
+              <w:rPr>
+                <w:highlight w:val="yellow"/>
+              </w:rPr>
               <w:t>6/4 25996</w:t>
             </w:r>
           </w:p>
@@ -10538,35 +10715,45 @@
           </w:tcPr>
           <w:p>
             <w:r>
-              <w:rPr/>
+              <w:rPr>
+                <w:highlight w:val="yellow"/>
+              </w:rPr>
               <w:t>46008 от 20.04.20</w:t>
             </w:r>
             <w:r>
               <w:br/>
             </w:r>
             <w:r>
-              <w:rPr/>
+              <w:rPr>
+                <w:highlight w:val="yellow"/>
+              </w:rPr>
               <w:t>Кар 4/1 54203</w:t>
             </w:r>
             <w:r>
               <w:br/>
             </w:r>
             <w:r>
-              <w:rPr/>
+              <w:rPr>
+                <w:highlight w:val="yellow"/>
+              </w:rPr>
               <w:t>3366410 от 22.01.2021</w:t>
             </w:r>
             <w:r>
               <w:br/>
             </w:r>
             <w:r>
-              <w:rPr/>
+              <w:rPr>
+                <w:highlight w:val="yellow"/>
+              </w:rPr>
               <w:t>3366410 от 22.01.2021</w:t>
             </w:r>
             <w:r>
               <w:br/>
             </w:r>
             <w:r>
-              <w:rPr/>
+              <w:rPr>
+                <w:highlight w:val="yellow"/>
+              </w:rPr>
               <w:t>3366410 от 22.01.2021</w:t>
             </w:r>
           </w:p>
@@ -10577,14 +10764,18 @@
           </w:tcPr>
           <w:p>
             <w:r>
-              <w:rPr/>
+              <w:rPr>
+                <w:highlight w:val="yellow"/>
+              </w:rPr>
               <w:t>6 6/1 40274</w:t>
             </w:r>
             <w:r>
               <w:br/>
             </w:r>
             <w:r>
-              <w:rPr/>
+              <w:rPr>
+                <w:highlight w:val="yellow"/>
+              </w:rPr>
               <w:t>6/4 40274</w:t>
             </w:r>
           </w:p>
@@ -10637,28 +10828,36 @@
           </w:tcPr>
           <w:p>
             <w:r>
-              <w:rPr/>
+              <w:rPr>
+                <w:highlight w:val="yellow"/>
+              </w:rPr>
               <w:t>И.З. Марданов</w:t>
             </w:r>
             <w:r>
               <w:br/>
             </w:r>
             <w:r>
-              <w:rPr/>
+              <w:rPr>
+                <w:highlight w:val="yellow"/>
+              </w:rPr>
               <w:t>И.В. Коваленко</w:t>
             </w:r>
             <w:r>
               <w:br/>
             </w:r>
             <w:r>
-              <w:rPr/>
+              <w:rPr>
+                <w:highlight w:val="yellow"/>
+              </w:rPr>
               <w:t>Е.В. Загусев</w:t>
             </w:r>
             <w:r>
               <w:br/>
             </w:r>
             <w:r>
-              <w:rPr/>
+              <w:rPr>
+                <w:highlight w:val="yellow"/>
+              </w:rPr>
               <w:t>А.Н. Курдюмов</w:t>
             </w:r>
           </w:p>
@@ -10669,28 +10868,36 @@
           </w:tcPr>
           <w:p>
             <w:r>
-              <w:rPr/>
+              <w:rPr>
+                <w:highlight w:val="yellow"/>
+              </w:rPr>
               <w:t>И.З. Марданов</w:t>
             </w:r>
             <w:r>
               <w:br/>
             </w:r>
             <w:r>
-              <w:rPr/>
+              <w:rPr>
+                <w:highlight w:val="yellow"/>
+              </w:rPr>
               <w:t>А.Ф. Милантих</w:t>
             </w:r>
             <w:r>
               <w:br/>
             </w:r>
             <w:r>
-              <w:rPr/>
+              <w:rPr>
+                <w:highlight w:val="yellow"/>
+              </w:rPr>
               <w:t>А.А. Куликовский</w:t>
             </w:r>
             <w:r>
               <w:br/>
             </w:r>
             <w:r>
-              <w:rPr/>
+              <w:rPr>
+                <w:highlight w:val="yellow"/>
+              </w:rPr>
               <w:t>Е.Б. Загусев</w:t>
             </w:r>
           </w:p>
@@ -10894,31 +11101,41 @@
     <w:p/>
     <w:p>
       <w:r>
-        <w:rPr/>
+        <w:rPr>
+          <w:highlight w:val="yellow"/>
+        </w:rPr>
         <w:t>20.01.20 Перев стирачкой 137</w:t>
       </w:r>
     </w:p>
     <w:p>
       <w:r>
-        <w:rPr/>
+        <w:rPr>
+          <w:highlight w:val="yellow"/>
+        </w:rPr>
         <w:t>01.04.20 ТО при вводе в эксплуатацию 138</w:t>
       </w:r>
     </w:p>
     <w:p>
       <w:r>
-        <w:rPr/>
+        <w:rPr>
+          <w:highlight w:val="yellow"/>
+        </w:rPr>
         <w:t>25.07.20г. Проведение доработки 139</w:t>
       </w:r>
     </w:p>
     <w:p>
       <w:r>
-        <w:rPr/>
+        <w:rPr>
+          <w:highlight w:val="yellow"/>
+        </w:rPr>
         <w:t>23.09.21г. ТО при вводе в эксплуатацию (ТО после ремонта) 164-165</w:t>
       </w:r>
     </w:p>
     <w:p>
       <w:r>
-        <w:rPr/>
+        <w:rPr>
+          <w:highlight w:val="yellow"/>
+        </w:rPr>
         <w:t>15.10.21 Проведение капитального ремонта 183</w:t>
       </w:r>
     </w:p>
@@ -10927,7 +11144,9 @@
         <w:pStyle w:val="Heading1"/>
       </w:pPr>
       <w:r>
-        <w:rPr/>
+        <w:rPr>
+          <w:highlight w:val="yellow"/>
+        </w:rPr>
         <w:t>Заперечивается "Проведение самопроверки" на китап Усбр ст.1-5 А.Куделининов</w:t>
       </w:r>
     </w:p>
@@ -10936,7 +11155,9 @@
         <w:pStyle w:val="Heading1"/>
       </w:pPr>
       <w:r>
-        <w:rPr/>
+        <w:rPr>
+          <w:highlight w:val="yellow"/>
+        </w:rPr>
         <w:t>Исправленному с .09.03.21* на .09.11.21* Врятб. Усбр ст.1-5 Д.Смирнов</w:t>
       </w:r>
     </w:p>
@@ -10945,7 +11166,9 @@
         <w:pStyle w:val="Heading1"/>
       </w:pPr>
       <w:r>
-        <w:rPr/>
+        <w:rPr>
+          <w:highlight w:val="yellow"/>
+        </w:rPr>
         <w:t>Исправленному с .164* на .165* верст Усбр ст.1-5 А.Кузьменко</w:t>
       </w:r>
     </w:p>
@@ -10969,6 +11192,7 @@
             <w:r>
               <w:rPr>
                 <w:b/>
+                <w:highlight w:val="yellow"/>
               </w:rPr>
               <w:t>20.01.20</w:t>
             </w:r>
@@ -10982,6 +11206,7 @@
             <w:r>
               <w:rPr>
                 <w:b/>
+                <w:highlight w:val="yellow"/>
               </w:rPr>
               <w:t>Перев стирачкой</w:t>
             </w:r>
@@ -10995,6 +11220,7 @@
             <w:r>
               <w:rPr>
                 <w:b/>
+                <w:highlight w:val="yellow"/>
               </w:rPr>
               <w:t>137</w:t>
             </w:r>
@@ -11008,7 +11234,9 @@
           </w:tcPr>
           <w:p>
             <w:r>
-              <w:rPr/>
+              <w:rPr>
+                <w:highlight w:val="yellow"/>
+              </w:rPr>
               <w:t>01.04.20</w:t>
             </w:r>
           </w:p>
@@ -11019,7 +11247,9 @@
           </w:tcPr>
           <w:p>
             <w:r>
-              <w:rPr/>
+              <w:rPr>
+                <w:highlight w:val="yellow"/>
+              </w:rPr>
               <w:t>ТО при вводе в эксплуатацию</w:t>
             </w:r>
           </w:p>
@@ -11030,7 +11260,9 @@
           </w:tcPr>
           <w:p>
             <w:r>
-              <w:rPr/>
+              <w:rPr>
+                <w:highlight w:val="yellow"/>
+              </w:rPr>
               <w:t>138</w:t>
             </w:r>
           </w:p>
@@ -11043,7 +11275,9 @@
           </w:tcPr>
           <w:p>
             <w:r>
-              <w:rPr/>
+              <w:rPr>
+                <w:highlight w:val="yellow"/>
+              </w:rPr>
               <w:t>25.07.20г.</w:t>
             </w:r>
           </w:p>
@@ -11054,7 +11288,9 @@
           </w:tcPr>
           <w:p>
             <w:r>
-              <w:rPr/>
+              <w:rPr>
+                <w:highlight w:val="yellow"/>
+              </w:rPr>
               <w:t>Проведение доработки</w:t>
             </w:r>
           </w:p>
@@ -11065,7 +11301,9 @@
           </w:tcPr>
           <w:p>
             <w:r>
-              <w:rPr/>
+              <w:rPr>
+                <w:highlight w:val="yellow"/>
+              </w:rPr>
               <w:t>139</w:t>
             </w:r>
           </w:p>
@@ -11078,7 +11316,9 @@
           </w:tcPr>
           <w:p>
             <w:r>
-              <w:rPr/>
+              <w:rPr>
+                <w:highlight w:val="yellow"/>
+              </w:rPr>
               <w:t>23.09.21г.</w:t>
             </w:r>
           </w:p>
@@ -11089,7 +11329,9 @@
           </w:tcPr>
           <w:p>
             <w:r>
-              <w:rPr/>
+              <w:rPr>
+                <w:highlight w:val="yellow"/>
+              </w:rPr>
               <w:t>ТО при вводе в эксплуатацию (ТО после ремонта)</w:t>
             </w:r>
           </w:p>
@@ -11100,7 +11342,9 @@
           </w:tcPr>
           <w:p>
             <w:r>
-              <w:rPr/>
+              <w:rPr>
+                <w:highlight w:val="yellow"/>
+              </w:rPr>
               <w:t>164-165</w:t>
             </w:r>
           </w:p>
@@ -11113,7 +11357,9 @@
           </w:tcPr>
           <w:p>
             <w:r>
-              <w:rPr/>
+              <w:rPr>
+                <w:highlight w:val="yellow"/>
+              </w:rPr>
               <w:t>15.10.21</w:t>
             </w:r>
           </w:p>
@@ -11124,7 +11370,9 @@
           </w:tcPr>
           <w:p>
             <w:r>
-              <w:rPr/>
+              <w:rPr>
+                <w:highlight w:val="yellow"/>
+              </w:rPr>
               <w:t>Проведение капитального ремонта</w:t>
             </w:r>
           </w:p>
@@ -11135,7 +11383,9 @@
           </w:tcPr>
           <w:p>
             <w:r>
-              <w:rPr/>
+              <w:rPr>
+                <w:highlight w:val="yellow"/>
+              </w:rPr>
               <w:t>183</w:t>
             </w:r>
           </w:p>
@@ -11404,6 +11654,7 @@
             <w:r>
               <w:rPr>
                 <w:b/>
+                <w:highlight w:val="yellow"/>
               </w:rPr>
               <w:t>23.07.20р.</w:t>
             </w:r>
@@ -11417,6 +11668,7 @@
             <w:r>
               <w:rPr>
                 <w:b/>
+                <w:highlight w:val="yellow"/>
               </w:rPr>
               <w:t>Периодическое ТО</w:t>
             </w:r>
@@ -11430,6 +11682,7 @@
             <w:r>
               <w:rPr>
                 <w:b/>
+                <w:highlight w:val="yellow"/>
               </w:rPr>
               <w:t>Пр. Командир</w:t>
             </w:r>
@@ -11439,6 +11692,7 @@
             <w:r>
               <w:rPr>
                 <w:b/>
+                <w:highlight w:val="yellow"/>
               </w:rPr>
               <w:t>с.2536</w:t>
             </w:r>
@@ -11448,6 +11702,7 @@
             <w:r>
               <w:rPr>
                 <w:b/>
+                <w:highlight w:val="yellow"/>
               </w:rPr>
               <w:t>+30484</w:t>
             </w:r>
@@ -11457,6 +11712,7 @@
             <w:r>
               <w:rPr>
                 <w:b/>
+                <w:highlight w:val="yellow"/>
               </w:rPr>
               <w:t>14.07.2020</w:t>
             </w:r>
@@ -11470,6 +11726,7 @@
             <w:r>
               <w:rPr>
                 <w:b/>
+                <w:highlight w:val="yellow"/>
               </w:rPr>
               <w:t>ТАКТ52 РЗ1</w:t>
             </w:r>
@@ -11483,6 +11740,7 @@
             <w:r>
               <w:rPr>
                 <w:b/>
+                <w:highlight w:val="yellow"/>
               </w:rPr>
               <w:t>подача</w:t>
             </w:r>
@@ -11496,6 +11754,7 @@
             <w:r>
               <w:rPr>
                 <w:b/>
+                <w:highlight w:val="yellow"/>
               </w:rPr>
               <w:t>23.07.23г.</w:t>
             </w:r>
@@ -11509,6 +11768,7 @@
             <w:r>
               <w:rPr>
                 <w:b/>
+                <w:highlight w:val="yellow"/>
               </w:rPr>
               <w:t>Периодичность ТО</w:t>
             </w:r>
@@ -11522,6 +11782,7 @@
             <w:r>
               <w:rPr>
                 <w:b/>
+                <w:highlight w:val="yellow"/>
               </w:rPr>
               <w:t>СО Насосник</w:t>
             </w:r>
@@ -11531,6 +11792,7 @@
             <w:r>
               <w:rPr>
                 <w:b/>
+                <w:highlight w:val="yellow"/>
               </w:rPr>
               <w:t>СОД</w:t>
             </w:r>
@@ -11544,6 +11806,7 @@
             <w:r>
               <w:rPr>
                 <w:b/>
+                <w:highlight w:val="yellow"/>
               </w:rPr>
               <w:t>НГСтартук</w:t>
             </w:r>
@@ -11557,7 +11820,9 @@
           </w:tcPr>
           <w:p>
             <w:r>
-              <w:rPr/>
+              <w:rPr>
+                <w:highlight w:val="yellow"/>
+              </w:rPr>
               <w:t>23.09.24г.</w:t>
             </w:r>
           </w:p>
@@ -11568,21 +11833,27 @@
           </w:tcPr>
           <w:p>
             <w:r>
-              <w:rPr/>
+              <w:rPr>
+                <w:highlight w:val="yellow"/>
+              </w:rPr>
               <w:t>ТО при въезде в эксплуатацию</w:t>
             </w:r>
             <w:r>
               <w:br/>
             </w:r>
             <w:r>
-              <w:rPr/>
+              <w:rPr>
+                <w:highlight w:val="yellow"/>
+              </w:rPr>
               <w:t>(Технический паспорт)</w:t>
             </w:r>
             <w:r>
               <w:br/>
             </w:r>
             <w:r>
-              <w:rPr/>
+              <w:rPr>
+                <w:highlight w:val="yellow"/>
+              </w:rPr>
               <w:t>Ремонт</w:t>
             </w:r>
           </w:p>
@@ -11593,28 +11864,36 @@
           </w:tcPr>
           <w:p>
             <w:r>
-              <w:rPr/>
+              <w:rPr>
+                <w:highlight w:val="yellow"/>
+              </w:rPr>
               <w:t>Пр КУБ 40234</w:t>
             </w:r>
             <w:r>
               <w:br/>
             </w:r>
             <w:r>
-              <w:rPr/>
+              <w:rPr>
+                <w:highlight w:val="yellow"/>
+              </w:rPr>
               <w:t>S: +11/1339м&lt;sup&gt;2&lt;/sup&gt;</w:t>
             </w:r>
             <w:r>
               <w:br/>
             </w:r>
             <w:r>
-              <w:rPr/>
+              <w:rPr>
+                <w:highlight w:val="yellow"/>
+              </w:rPr>
               <w:t>Порядковый № 214</w:t>
             </w:r>
             <w:r>
               <w:br/>
             </w:r>
             <w:r>
-              <w:rPr/>
+              <w:rPr>
+                <w:highlight w:val="yellow"/>
+              </w:rPr>
               <w:t>д.34/8353/1000000</w:t>
             </w:r>
           </w:p>
@@ -11625,7 +11904,9 @@
           </w:tcPr>
           <w:p>
             <w:r>
-              <w:rPr/>
+              <w:rPr>
+                <w:highlight w:val="yellow"/>
+              </w:rPr>
               <w:t>ТАКТ52 РЗ1</w:t>
             </w:r>
           </w:p>
@@ -11636,7 +11917,9 @@
           </w:tcPr>
           <w:p>
             <w:r>
-              <w:rPr/>
+              <w:rPr>
+                <w:highlight w:val="yellow"/>
+              </w:rPr>
               <w:t>годен</w:t>
             </w:r>
           </w:p>
@@ -11647,14 +11930,18 @@
           </w:tcPr>
           <w:p>
             <w:r>
-              <w:rPr/>
+              <w:rPr>
+                <w:highlight w:val="yellow"/>
+              </w:rPr>
               <w:t>23.09.24г.</w:t>
             </w:r>
             <w:r>
               <w:br/>
             </w:r>
             <w:r>
-              <w:rPr/>
+              <w:rPr>
+                <w:highlight w:val="yellow"/>
+              </w:rPr>
               <w:t>05.15.24г.</w:t>
             </w:r>
           </w:p>
@@ -11665,14 +11952,18 @@
           </w:tcPr>
           <w:p>
             <w:r>
-              <w:rPr/>
+              <w:rPr>
+                <w:highlight w:val="yellow"/>
+              </w:rPr>
               <w:t>Периодическая ТО</w:t>
             </w:r>
             <w:r>
               <w:br/>
             </w:r>
             <w:r>
-              <w:rPr/>
+              <w:rPr>
+                <w:highlight w:val="yellow"/>
+              </w:rPr>
               <w:t>Периодическое ТО</w:t>
             </w:r>
           </w:p>
@@ -11683,14 +11974,18 @@
           </w:tcPr>
           <w:p>
             <w:r>
-              <w:rPr/>
+              <w:rPr>
+                <w:highlight w:val="yellow"/>
+              </w:rPr>
               <w:t>Устройством</w:t>
             </w:r>
             <w:r>
               <w:br/>
             </w:r>
             <w:r>
-              <w:rPr/>
+              <w:rPr>
+                <w:highlight w:val="yellow"/>
+              </w:rPr>
               <w:t>НГ Актюган</w:t>
             </w:r>
           </w:p>
@@ -11701,7 +11996,9 @@
           </w:tcPr>
           <w:p>
             <w:r>
-              <w:rPr/>
+              <w:rPr>
+                <w:highlight w:val="yellow"/>
+              </w:rPr>
               <w:t>НГ Актюган</w:t>
             </w:r>
           </w:p>
@@ -11714,7 +12011,9 @@
           </w:tcPr>
           <w:p>
             <w:r>
-              <w:rPr/>
+              <w:rPr>
+                <w:highlight w:val="yellow"/>
+              </w:rPr>
               <w:t>01.12.24г.</w:t>
             </w:r>
           </w:p>
@@ -11725,7 +12024,9 @@
           </w:tcPr>
           <w:p>
             <w:r>
-              <w:rPr/>
+              <w:rPr>
+                <w:highlight w:val="yellow"/>
+              </w:rPr>
               <w:t>ТО1Х</w:t>
             </w:r>
           </w:p>
@@ -11736,14 +12037,18 @@
           </w:tcPr>
           <w:p>
             <w:r>
-              <w:rPr/>
+              <w:rPr>
+                <w:highlight w:val="yellow"/>
+              </w:rPr>
               <w:t>Пр. ШО / 777 гон</w:t>
             </w:r>
             <w:r>
               <w:br/>
             </w:r>
             <w:r>
-              <w:rPr/>
+              <w:rPr>
+                <w:highlight w:val="yellow"/>
+              </w:rPr>
               <w:t>ТАКТ52 РЗ1</w:t>
             </w:r>
           </w:p>
@@ -11754,7 +12059,9 @@
           </w:tcPr>
           <w:p>
             <w:r>
-              <w:rPr/>
+              <w:rPr>
+                <w:highlight w:val="yellow"/>
+              </w:rPr>
               <w:t>ТАКТ52 РЗ1</w:t>
             </w:r>
           </w:p>
@@ -11765,7 +12072,9 @@
           </w:tcPr>
           <w:p>
             <w:r>
-              <w:rPr/>
+              <w:rPr>
+                <w:highlight w:val="yellow"/>
+              </w:rPr>
               <w:t>падача</w:t>
             </w:r>
           </w:p>
@@ -11776,7 +12085,9 @@
           </w:tcPr>
           <w:p>
             <w:r>
-              <w:rPr/>
+              <w:rPr>
+                <w:highlight w:val="yellow"/>
+              </w:rPr>
               <w:t>01.12.22г.</w:t>
             </w:r>
           </w:p>
@@ -11787,7 +12098,9 @@
           </w:tcPr>
           <w:p>
             <w:r>
-              <w:rPr/>
+              <w:rPr>
+                <w:highlight w:val="yellow"/>
+              </w:rPr>
               <w:t>ТО1Х</w:t>
             </w:r>
           </w:p>
@@ -11798,14 +12111,18 @@
           </w:tcPr>
           <w:p>
             <w:r>
-              <w:rPr/>
+              <w:rPr>
+                <w:highlight w:val="yellow"/>
+              </w:rPr>
               <w:t>Центр управления</w:t>
             </w:r>
             <w:r>
               <w:br/>
             </w:r>
             <w:r>
-              <w:rPr/>
+              <w:rPr>
+                <w:highlight w:val="yellow"/>
+              </w:rPr>
               <w:t>СОД</w:t>
             </w:r>
           </w:p>
@@ -11816,7 +12133,9 @@
           </w:tcPr>
           <w:p>
             <w:r>
-              <w:rPr/>
+              <w:rPr>
+                <w:highlight w:val="yellow"/>
+              </w:rPr>
               <w:t>НГ Миллер</w:t>
             </w:r>
           </w:p>
@@ -11829,7 +12148,9 @@
           </w:tcPr>
           <w:p>
             <w:r>
-              <w:rPr/>
+              <w:rPr>
+                <w:highlight w:val="yellow"/>
+              </w:rPr>
               <w:t>25.04.24г.</w:t>
             </w:r>
           </w:p>
@@ -11840,7 +12161,9 @@
           </w:tcPr>
           <w:p>
             <w:r>
-              <w:rPr/>
+              <w:rPr>
+                <w:highlight w:val="yellow"/>
+              </w:rPr>
               <w:t>Периодическое ТО</w:t>
             </w:r>
           </w:p>
@@ -11851,7 +12174,9 @@
           </w:tcPr>
           <w:p>
             <w:r>
-              <w:rPr/>
+              <w:rPr>
+                <w:highlight w:val="yellow"/>
+              </w:rPr>
               <w:t>ТАКТ52 РЗ1</w:t>
             </w:r>
           </w:p>
@@ -11862,7 +12187,9 @@
           </w:tcPr>
           <w:p>
             <w:r>
-              <w:rPr/>
+              <w:rPr>
+                <w:highlight w:val="yellow"/>
+              </w:rPr>
               <w:t>ТАКТ52 РЗ1</w:t>
             </w:r>
           </w:p>
@@ -11873,7 +12200,9 @@
           </w:tcPr>
           <w:p>
             <w:r>
-              <w:rPr/>
+              <w:rPr>
+                <w:highlight w:val="yellow"/>
+              </w:rPr>
               <w:t>падача</w:t>
             </w:r>
           </w:p>
@@ -11884,7 +12213,9 @@
           </w:tcPr>
           <w:p>
             <w:r>
-              <w:rPr/>
+              <w:rPr>
+                <w:highlight w:val="yellow"/>
+              </w:rPr>
               <w:t>25.04.25г.</w:t>
             </w:r>
           </w:p>
@@ -11895,7 +12226,9 @@
           </w:tcPr>
           <w:p>
             <w:r>
-              <w:rPr/>
+              <w:rPr>
+                <w:highlight w:val="yellow"/>
+              </w:rPr>
               <w:t>Периодическая ТО</w:t>
             </w:r>
           </w:p>
@@ -11906,14 +12239,18 @@
           </w:tcPr>
           <w:p>
             <w:r>
-              <w:rPr/>
+              <w:rPr>
+                <w:highlight w:val="yellow"/>
+              </w:rPr>
               <w:t>Ведомство</w:t>
             </w:r>
             <w:r>
               <w:br/>
             </w:r>
             <w:r>
-              <w:rPr/>
+              <w:rPr>
+                <w:highlight w:val="yellow"/>
+              </w:rPr>
               <w:t>СОД</w:t>
             </w:r>
           </w:p>
@@ -11924,7 +12261,9 @@
           </w:tcPr>
           <w:p>
             <w:r>
-              <w:rPr/>
+              <w:rPr>
+                <w:highlight w:val="yellow"/>
+              </w:rPr>
               <w:t>НГ Миллер</w:t>
             </w:r>
           </w:p>
@@ -11937,7 +12276,9 @@
           </w:tcPr>
           <w:p>
             <w:r>
-              <w:rPr/>
+              <w:rPr>
+                <w:highlight w:val="yellow"/>
+              </w:rPr>
               <w:t>09.04.22г.</w:t>
             </w:r>
           </w:p>
@@ -11948,7 +12289,9 @@
           </w:tcPr>
           <w:p>
             <w:r>
-              <w:rPr/>
+              <w:rPr>
+                <w:highlight w:val="yellow"/>
+              </w:rPr>
               <w:t>ТО после ремонта</w:t>
             </w:r>
           </w:p>
@@ -11959,14 +12302,18 @@
           </w:tcPr>
           <w:p>
             <w:r>
-              <w:rPr/>
+              <w:rPr>
+                <w:highlight w:val="yellow"/>
+              </w:rPr>
               <w:t>Пр КУ БА 40234</w:t>
             </w:r>
             <w:r>
               <w:br/>
             </w:r>
             <w:r>
-              <w:rPr/>
+              <w:rPr>
+                <w:highlight w:val="yellow"/>
+              </w:rPr>
               <w:t>Ф. 245 Гон 121012</w:t>
             </w:r>
           </w:p>
@@ -11977,7 +12324,9 @@
           </w:tcPr>
           <w:p>
             <w:r>
-              <w:rPr/>
+              <w:rPr>
+                <w:highlight w:val="yellow"/>
+              </w:rPr>
               <w:t>ТАКТ52 РЗ1</w:t>
             </w:r>
           </w:p>
@@ -11988,7 +12337,9 @@
           </w:tcPr>
           <w:p>
             <w:r>
-              <w:rPr/>
+              <w:rPr>
+                <w:highlight w:val="yellow"/>
+              </w:rPr>
               <w:t>падача</w:t>
             </w:r>
           </w:p>
@@ -11999,7 +12350,9 @@
           </w:tcPr>
           <w:p>
             <w:r>
-              <w:rPr/>
+              <w:rPr>
+                <w:highlight w:val="yellow"/>
+              </w:rPr>
               <w:t>09.04.25</w:t>
             </w:r>
           </w:p>
@@ -12010,7 +12363,9 @@
           </w:tcPr>
           <w:p>
             <w:r>
-              <w:rPr/>
+              <w:rPr>
+                <w:highlight w:val="yellow"/>
+              </w:rPr>
               <w:t>Периодическая ТО</w:t>
             </w:r>
           </w:p>
@@ -12021,14 +12376,18 @@
           </w:tcPr>
           <w:p>
             <w:r>
-              <w:rPr/>
+              <w:rPr>
+                <w:highlight w:val="yellow"/>
+              </w:rPr>
               <w:t>Устройством</w:t>
             </w:r>
             <w:r>
               <w:br/>
             </w:r>
             <w:r>
-              <w:rPr/>
+              <w:rPr>
+                <w:highlight w:val="yellow"/>
+              </w:rPr>
               <w:t>СОД</w:t>
             </w:r>
           </w:p>
@@ -12039,7 +12398,9 @@
           </w:tcPr>
           <w:p>
             <w:r>
-              <w:rPr/>
+              <w:rPr>
+                <w:highlight w:val="yellow"/>
+              </w:rPr>
               <w:t>НГ Миллер</w:t>
             </w:r>
           </w:p>
@@ -12052,7 +12413,9 @@
           </w:tcPr>
           <w:p>
             <w:r>
-              <w:rPr/>
+              <w:rPr>
+                <w:highlight w:val="yellow"/>
+              </w:rPr>
               <w:t>06.10.22г.</w:t>
             </w:r>
           </w:p>
@@ -12063,7 +12426,9 @@
           </w:tcPr>
           <w:p>
             <w:r>
-              <w:rPr/>
+              <w:rPr>
+                <w:highlight w:val="yellow"/>
+              </w:rPr>
               <w:t>ТО после ремонта</w:t>
             </w:r>
           </w:p>
@@ -12074,14 +12439,18 @@
           </w:tcPr>
           <w:p>
             <w:r>
-              <w:rPr/>
+              <w:rPr>
+                <w:highlight w:val="yellow"/>
+              </w:rPr>
               <w:t>Пр КУ БА 40234</w:t>
             </w:r>
             <w:r>
               <w:br/>
             </w:r>
             <w:r>
-              <w:rPr/>
+              <w:rPr>
+                <w:highlight w:val="yellow"/>
+              </w:rPr>
               <w:t>Ф. 245 Гон 121012</w:t>
             </w:r>
           </w:p>
@@ -12092,7 +12461,9 @@
           </w:tcPr>
           <w:p>
             <w:r>
-              <w:rPr/>
+              <w:rPr>
+                <w:highlight w:val="yellow"/>
+              </w:rPr>
               <w:t>ТАКТ52 РЗ1</w:t>
             </w:r>
           </w:p>
@@ -12103,7 +12474,9 @@
           </w:tcPr>
           <w:p>
             <w:r>
-              <w:rPr/>
+              <w:rPr>
+                <w:highlight w:val="yellow"/>
+              </w:rPr>
               <w:t>падача</w:t>
             </w:r>
           </w:p>
@@ -12114,7 +12487,9 @@
           </w:tcPr>
           <w:p>
             <w:r>
-              <w:rPr/>
+              <w:rPr>
+                <w:highlight w:val="yellow"/>
+              </w:rPr>
               <w:t>06.10.25</w:t>
             </w:r>
           </w:p>
@@ -12125,7 +12500,9 @@
           </w:tcPr>
           <w:p>
             <w:r>
-              <w:rPr/>
+              <w:rPr>
+                <w:highlight w:val="yellow"/>
+              </w:rPr>
               <w:t>Периодическая ТО</w:t>
             </w:r>
           </w:p>
@@ -12136,14 +12513,18 @@
           </w:tcPr>
           <w:p>
             <w:r>
-              <w:rPr/>
+              <w:rPr>
+                <w:highlight w:val="yellow"/>
+              </w:rPr>
               <w:t>Устройством</w:t>
             </w:r>
             <w:r>
               <w:br/>
             </w:r>
             <w:r>
-              <w:rPr/>
+              <w:rPr>
+                <w:highlight w:val="yellow"/>
+              </w:rPr>
               <w:t>СОД</w:t>
             </w:r>
           </w:p>
@@ -12154,7 +12535,9 @@
           </w:tcPr>
           <w:p>
             <w:r>
-              <w:rPr/>
+              <w:rPr>
+                <w:highlight w:val="yellow"/>
+              </w:rPr>
               <w:t>НГ Миллер</w:t>
             </w:r>
           </w:p>
@@ -12302,21 +12685,27 @@
         <w:pStyle w:val="Heading1"/>
       </w:pPr>
       <w:r>
-        <w:rPr/>
+        <w:rPr>
+          <w:highlight w:val="yellow"/>
+        </w:rPr>
         <w:t>Комплекс КИА ТАКТ 52 М. Собственник № 014354</w:t>
       </w:r>
       <w:r>
         <w:br/>
       </w:r>
       <w:r>
-        <w:rPr/>
+        <w:rPr>
+          <w:highlight w:val="yellow"/>
+        </w:rPr>
         <w:t>удобован в соответствии с нормативом</w:t>
       </w:r>
       <w:r>
         <w:br/>
       </w:r>
       <w:r>
-        <w:rPr/>
+        <w:rPr>
+          <w:highlight w:val="yellow"/>
+        </w:rPr>
         <w:t>T-05/ТАКТ 52/1/55 по каталогу турника номер 84468.</w:t>
       </w:r>
     </w:p>
@@ -12337,7 +12726,9 @@
           </w:tcPr>
           <w:p>
             <w:r>
-              <w:rPr/>
+              <w:rPr>
+                <w:highlight w:val="yellow"/>
+              </w:rPr>
               <w:t>Сварщик оператора Касаткина А.Д.</w:t>
             </w:r>
           </w:p>
@@ -12348,7 +12739,9 @@
           </w:tcPr>
           <w:p>
             <w:r>
-              <w:rPr/>
+              <w:rPr>
+                <w:highlight w:val="yellow"/>
+              </w:rPr>
               <w:t>Начальник группы Виноградов А.П.</w:t>
             </w:r>
           </w:p>
@@ -12508,7 +12901,9 @@
     </w:p>
     <w:p>
       <w:r>
-        <w:rPr/>
+        <w:rPr>
+          <w:highlight w:val="yellow"/>
+        </w:rPr>
         <w:t>N 0055 ОШКОД. 2а1а</w:t>
       </w:r>
     </w:p>
@@ -12532,7 +12927,9 @@
           </w:tcPr>
           <w:p>
             <w:r>
-              <w:rPr/>
+              <w:rPr>
+                <w:highlight w:val="yellow"/>
+              </w:rPr>
               <w:t>[неразборчиво]</w:t>
             </w:r>
           </w:p>
@@ -12543,7 +12940,9 @@
           </w:tcPr>
           <w:p>
             <w:r>
-              <w:rPr/>
+              <w:rPr>
+                <w:highlight w:val="yellow"/>
+              </w:rPr>
               <w:t>[неразборчиво]</w:t>
             </w:r>
           </w:p>
@@ -12554,7 +12953,9 @@
           </w:tcPr>
           <w:p>
             <w:r>
-              <w:rPr/>
+              <w:rPr>
+                <w:highlight w:val="yellow"/>
+              </w:rPr>
               <w:t>[неразборчиво]</w:t>
             </w:r>
           </w:p>
@@ -12565,7 +12966,9 @@
           </w:tcPr>
           <w:p>
             <w:r>
-              <w:rPr/>
+              <w:rPr>
+                <w:highlight w:val="yellow"/>
+              </w:rPr>
               <w:t>[неразборчиво]</w:t>
             </w:r>
           </w:p>
@@ -12576,7 +12979,9 @@
           </w:tcPr>
           <w:p>
             <w:r>
-              <w:rPr/>
+              <w:rPr>
+                <w:highlight w:val="yellow"/>
+              </w:rPr>
               <w:t>[неразборчиво]</w:t>
             </w:r>
           </w:p>
@@ -12935,7 +13340,9 @@
           </w:tcPr>
           <w:p>
             <w:r>
-              <w:rPr/>
+              <w:rPr>
+                <w:highlight w:val="yellow"/>
+              </w:rPr>
               <w:t>ТАКТ52 31000 БИАД</w:t>
             </w:r>
           </w:p>
@@ -12946,7 +13353,9 @@
           </w:tcPr>
           <w:p>
             <w:r>
-              <w:rPr/>
+              <w:rPr>
+                <w:highlight w:val="yellow"/>
+              </w:rPr>
               <w:t>ТАКТ52 31000 БИАД</w:t>
             </w:r>
           </w:p>
@@ -12957,28 +13366,36 @@
           </w:tcPr>
           <w:p>
             <w:r>
-              <w:rPr/>
+              <w:rPr>
+                <w:highlight w:val="yellow"/>
+              </w:rPr>
               <w:t>Инженер сер. Курьянкин С.В.</w:t>
             </w:r>
             <w:r>
               <w:br/>
             </w:r>
             <w:r>
-              <w:rPr/>
+              <w:rPr>
+                <w:highlight w:val="yellow"/>
+              </w:rPr>
               <w:t>Начальник группы Сер. Мензоров А.А.</w:t>
             </w:r>
             <w:r>
               <w:br/>
             </w:r>
             <w:r>
-              <w:rPr/>
+              <w:rPr>
+                <w:highlight w:val="yellow"/>
+              </w:rPr>
               <w:t>Инженер сер. Курьянкин С.В.</w:t>
             </w:r>
             <w:r>
               <w:br/>
             </w:r>
             <w:r>
-              <w:rPr/>
+              <w:rPr>
+                <w:highlight w:val="yellow"/>
+              </w:rPr>
               <w:t>Начальник группы Сер. Мензоров А.А.</w:t>
             </w:r>
           </w:p>
@@ -12997,7 +13414,9 @@
           </w:tcPr>
           <w:p>
             <w:r>
-              <w:rPr/>
+              <w:rPr>
+                <w:highlight w:val="yellow"/>
+              </w:rPr>
               <w:t>151276</w:t>
             </w:r>
           </w:p>
@@ -13008,7 +13427,9 @@
           </w:tcPr>
           <w:p>
             <w:r>
-              <w:rPr/>
+              <w:rPr>
+                <w:highlight w:val="yellow"/>
+              </w:rPr>
               <w:t>170588</w:t>
             </w:r>
           </w:p>
@@ -13019,7 +13440,9 @@
           </w:tcPr>
           <w:p>
             <w:r>
-              <w:rPr/>
+              <w:rPr>
+                <w:highlight w:val="yellow"/>
+              </w:rPr>
               <w:t>1 кв. 2017 г.</w:t>
             </w:r>
           </w:p>
@@ -13030,7 +13453,9 @@
           </w:tcPr>
           <w:p>
             <w:r>
-              <w:rPr/>
+              <w:rPr>
+                <w:highlight w:val="yellow"/>
+              </w:rPr>
               <w:t>15 лет</w:t>
             </w:r>
           </w:p>
@@ -13043,7 +13468,9 @@
           </w:tcPr>
           <w:p>
             <w:r>
-              <w:rPr/>
+              <w:rPr>
+                <w:highlight w:val="yellow"/>
+              </w:rPr>
               <w:t>ТАКТ52 31000 БИАД</w:t>
             </w:r>
           </w:p>
@@ -13054,7 +13481,9 @@
           </w:tcPr>
           <w:p>
             <w:r>
-              <w:rPr/>
+              <w:rPr>
+                <w:highlight w:val="yellow"/>
+              </w:rPr>
               <w:t>ТАКТ52 31000 БИАД</w:t>
             </w:r>
           </w:p>
@@ -13079,7 +13508,9 @@
           </w:tcPr>
           <w:p>
             <w:r>
-              <w:rPr/>
+              <w:rPr>
+                <w:highlight w:val="yellow"/>
+              </w:rPr>
               <w:t>170588</w:t>
             </w:r>
           </w:p>
@@ -13090,7 +13521,9 @@
           </w:tcPr>
           <w:p>
             <w:r>
-              <w:rPr/>
+              <w:rPr>
+                <w:highlight w:val="yellow"/>
+              </w:rPr>
               <w:t>151276</w:t>
             </w:r>
           </w:p>
@@ -13101,7 +13534,9 @@
           </w:tcPr>
           <w:p>
             <w:r>
-              <w:rPr/>
+              <w:rPr>
+                <w:highlight w:val="yellow"/>
+              </w:rPr>
               <w:t>3 кв. 2015 г.</w:t>
             </w:r>
           </w:p>
@@ -13112,7 +13547,9 @@
           </w:tcPr>
           <w:p>
             <w:r>
-              <w:rPr/>
+              <w:rPr>
+                <w:highlight w:val="yellow"/>
+              </w:rPr>
               <w:t>15 лет</w:t>
             </w:r>
           </w:p>
@@ -13128,27 +13565,41 @@
     </w:p>
     <w:p>
       <w:r>
-        <w:rPr/>
+        <w:rPr>
+          <w:highlight w:val="yellow"/>
+        </w:rPr>
         <w:t>- П.р. к4 2.35/1793/рт</w:t>
       </w:r>
       <w:r>
+        <w:rPr>
+          <w:highlight w:val="yellow"/>
+        </w:rPr>
         <w:br/>
       </w:r>
       <w:r>
-        <w:rPr/>
+        <w:rPr>
+          <w:highlight w:val="yellow"/>
+        </w:rPr>
         <w:t>см 22 СГ.21</w:t>
       </w:r>
     </w:p>
     <w:p>
       <w:r>
-        <w:rPr/>
+        <w:rPr>
+          <w:highlight w:val="yellow"/>
+        </w:rPr>
         <w:t>- П.р. к4 2.35/1793/рт</w:t>
       </w:r>
       <w:r>
+        <w:rPr>
+          <w:highlight w:val="yellow"/>
+        </w:rPr>
         <w:br/>
       </w:r>
       <w:r>
-        <w:rPr/>
+        <w:rPr>
+          <w:highlight w:val="yellow"/>
+        </w:rPr>
         <w:t>см СГ.11.11</w:t>
       </w:r>
     </w:p>
@@ -13157,7 +13608,9 @@
         <w:pStyle w:val="Heading1"/>
       </w:pPr>
       <w:r>
-        <w:rPr/>
+        <w:rPr>
+          <w:highlight w:val="yellow"/>
+        </w:rPr>
         <w:t>ТАКТ52.04.600 МЦИ 013298 Пр КТХ 215.000 ТАКТ52.04.600 МЦИ С25168 1 кв. 2017г 15 пет</w:t>
       </w:r>
     </w:p>
@@ -13166,7 +13619,9 @@
         <w:pStyle w:val="Heading1"/>
       </w:pPr>
       <w:r>
-        <w:rPr/>
+        <w:rPr>
+          <w:highlight w:val="yellow"/>
+        </w:rPr>
         <w:t>ТАКТ52.04.600 МЦИ С25168 Пр КУТ-215.000 ТАКТ52.04.600 МЦИ С13298_ 2 кв. 2017г 15 пет</w:t>
       </w:r>
     </w:p>
@@ -13188,6 +13643,7 @@
             <w:r>
               <w:rPr>
                 <w:b/>
+                <w:highlight w:val="yellow"/>
               </w:rPr>
               <w:t>ТАКТ52.04.600 МЦИ 013298 Пр КТХ 215.000 ТАКТ52.04.600 МЦИ С25168 1 кв. 2017г 15 пет</w:t>
             </w:r>
@@ -13201,7 +13657,9 @@
           </w:tcPr>
           <w:p>
             <w:r>
-              <w:rPr/>
+              <w:rPr>
+                <w:highlight w:val="yellow"/>
+              </w:rPr>
               <w:t>ТАКТ52.04.600 МЦИ С25168 Пр КУТ-215.000 ТАКТ52.04.600 МЦИ С13298_ 2 кв. 2017г 15 пет</w:t>
             </w:r>
           </w:p>
@@ -13341,7 +13799,9 @@
           </w:tcPr>
           <w:p>
             <w:r>
-              <w:rPr/>
+              <w:rPr>
+                <w:highlight w:val="yellow"/>
+              </w:rPr>
               <w:t>Плата МЦИ2 3М5-00134</w:t>
             </w:r>
           </w:p>
@@ -13352,14 +13812,18 @@
           </w:tcPr>
           <w:p>
             <w:r>
-              <w:rPr/>
+              <w:rPr>
+                <w:highlight w:val="yellow"/>
+              </w:rPr>
               <w:t>21 от 28 г</w:t>
             </w:r>
             <w:r>
               <w:br/>
             </w:r>
             <w:r>
-              <w:rPr/>
+              <w:rPr>
+                <w:highlight w:val="yellow"/>
+              </w:rPr>
               <w:t>2:14004</w:t>
             </w:r>
           </w:p>
@@ -13370,21 +13834,27 @@
           </w:tcPr>
           <w:p>
             <w:r>
-              <w:rPr/>
+              <w:rPr>
+                <w:highlight w:val="yellow"/>
+              </w:rPr>
               <w:t>Неисправная плата МЦИ2</w:t>
             </w:r>
             <w:r>
               <w:br/>
             </w:r>
             <w:r>
-              <w:rPr/>
+              <w:rPr>
+                <w:highlight w:val="yellow"/>
+              </w:rPr>
               <w:t>Дефект ТАКТ ПЛ С1-СУ х (СОВ</w:t>
             </w:r>
             <w:r>
               <w:br/>
             </w:r>
             <w:r>
-              <w:rPr/>
+              <w:rPr>
+                <w:highlight w:val="yellow"/>
+              </w:rPr>
               <w:t>ОШКОД: 2а6а</w:t>
             </w:r>
           </w:p>
@@ -13395,21 +13865,27 @@
           </w:tcPr>
           <w:p>
             <w:r>
-              <w:rPr/>
+              <w:rPr>
+                <w:highlight w:val="yellow"/>
+              </w:rPr>
               <w:t>Было уработано</w:t>
             </w:r>
             <w:r>
               <w:br/>
             </w:r>
             <w:r>
-              <w:rPr/>
+              <w:rPr>
+                <w:highlight w:val="yellow"/>
+              </w:rPr>
               <w:t>компаниями в</w:t>
             </w:r>
             <w:r>
               <w:br/>
             </w:r>
             <w:r>
-              <w:rPr/>
+              <w:rPr>
+                <w:highlight w:val="yellow"/>
+              </w:rPr>
               <w:t>от 14.11.92</w:t>
             </w:r>
           </w:p>
@@ -13420,7 +13896,9 @@
           </w:tcPr>
           <w:p>
             <w:r>
-              <w:rPr/>
+              <w:rPr>
+                <w:highlight w:val="yellow"/>
+              </w:rPr>
               <w:t>ИТ СБР Михайлов А.А.</w:t>
             </w:r>
           </w:p>
@@ -13451,7 +13929,9 @@
     </w:p>
     <w:p>
       <w:r>
-        <w:rPr/>
+        <w:rPr>
+          <w:highlight w:val="yellow"/>
+        </w:rPr>
         <w:t>[нер</w:t>
       </w:r>
     </w:p>
@@ -13699,14 +14179,18 @@
           </w:tcPr>
           <w:p>
             <w:r>
-              <w:rPr/>
+              <w:rPr>
+                <w:highlight w:val="yellow"/>
+              </w:rPr>
               <w:t>ТАК152 56 СОСТ</w:t>
             </w:r>
             <w:r>
               <w:br/>
             </w:r>
             <w:r>
-              <w:rPr/>
+              <w:rPr>
+                <w:highlight w:val="yellow"/>
+              </w:rPr>
               <w:t>346.401027</w:t>
             </w:r>
             <w:r>
@@ -13720,63 +14204,81 @@
           </w:tcPr>
           <w:p>
             <w:r>
-              <w:rPr/>
+              <w:rPr>
+                <w:highlight w:val="yellow"/>
+              </w:rPr>
               <w:t>Установка</w:t>
             </w:r>
             <w:r>
               <w:br/>
             </w:r>
             <w:r>
-              <w:rPr/>
+              <w:rPr>
+                <w:highlight w:val="yellow"/>
+              </w:rPr>
               <w:t>на трактор</w:t>
             </w:r>
             <w:r>
               <w:br/>
             </w:r>
             <w:r>
-              <w:rPr/>
+              <w:rPr>
+                <w:highlight w:val="yellow"/>
+              </w:rPr>
               <w:t>СТЗ-102100</w:t>
             </w:r>
             <w:r>
               <w:br/>
             </w:r>
             <w:r>
-              <w:rPr/>
+              <w:rPr>
+                <w:highlight w:val="yellow"/>
+              </w:rPr>
               <w:t>Т-611</w:t>
             </w:r>
             <w:r>
               <w:br/>
             </w:r>
             <w:r>
-              <w:rPr/>
+              <w:rPr>
+                <w:highlight w:val="yellow"/>
+              </w:rPr>
               <w:t>№ 40274.</w:t>
             </w:r>
             <w:r>
               <w:br/>
             </w:r>
             <w:r>
-              <w:rPr/>
+              <w:rPr>
+                <w:highlight w:val="yellow"/>
+              </w:rPr>
               <w:t>Установка</w:t>
             </w:r>
             <w:r>
               <w:br/>
             </w:r>
             <w:r>
-              <w:rPr/>
+              <w:rPr>
+                <w:highlight w:val="yellow"/>
+              </w:rPr>
               <w:t>на 21600А от</w:t>
             </w:r>
             <w:r>
               <w:br/>
             </w:r>
             <w:r>
-              <w:rPr/>
+              <w:rPr>
+                <w:highlight w:val="yellow"/>
+              </w:rPr>
               <w:t>12.10.2011</w:t>
             </w:r>
             <w:r>
               <w:br/>
             </w:r>
             <w:r>
-              <w:rPr/>
+              <w:rPr>
+                <w:highlight w:val="yellow"/>
+              </w:rPr>
               <w:t>№344811/189212131</w:t>
             </w:r>
           </w:p>
@@ -13787,14 +14289,18 @@
           </w:tcPr>
           <w:p>
             <w:r>
-              <w:rPr/>
+              <w:rPr>
+                <w:highlight w:val="yellow"/>
+              </w:rPr>
               <w:t>поступление в ремонт 08.11.2011</w:t>
             </w:r>
             <w:r>
               <w:br/>
             </w:r>
             <w:r>
-              <w:rPr/>
+              <w:rPr>
+                <w:highlight w:val="yellow"/>
+              </w:rPr>
               <w:t>окончание ремонта 11.11.2021</w:t>
             </w:r>
           </w:p>
@@ -13805,14 +14311,18 @@
           </w:tcPr>
           <w:p>
             <w:r>
-              <w:rPr/>
+              <w:rPr>
+                <w:highlight w:val="yellow"/>
+              </w:rPr>
               <w:t>Предназначенная</w:t>
             </w:r>
             <w:r>
               <w:br/>
             </w:r>
             <w:r>
-              <w:rPr/>
+              <w:rPr>
+                <w:highlight w:val="yellow"/>
+              </w:rPr>
               <w:t>ФГУП "ОНИКА"</w:t>
             </w:r>
           </w:p>
@@ -13823,7 +14333,9 @@
           </w:tcPr>
           <w:p>
             <w:r>
-              <w:rPr/>
+              <w:rPr>
+                <w:highlight w:val="yellow"/>
+              </w:rPr>
               <w:t>154</w:t>
             </w:r>
           </w:p>
@@ -13834,7 +14346,9 @@
           </w:tcPr>
           <w:p>
             <w:r>
-              <w:rPr/>
+              <w:rPr>
+                <w:highlight w:val="yellow"/>
+              </w:rPr>
               <w:t>средний</w:t>
             </w:r>
           </w:p>
@@ -13845,21 +14359,27 @@
           </w:tcPr>
           <w:p>
             <w:r>
-              <w:rPr/>
+              <w:rPr>
+                <w:highlight w:val="yellow"/>
+              </w:rPr>
               <w:t>Замена деталей</w:t>
             </w:r>
             <w:r>
               <w:br/>
             </w:r>
             <w:r>
-              <w:rPr/>
+              <w:rPr>
+                <w:highlight w:val="yellow"/>
+              </w:rPr>
               <w:t>в сборке</w:t>
             </w:r>
             <w:r>
               <w:br/>
             </w:r>
             <w:r>
-              <w:rPr/>
+              <w:rPr>
+                <w:highlight w:val="yellow"/>
+              </w:rPr>
               <w:t>КПП-1.</w:t>
             </w:r>
           </w:p>
@@ -13870,42 +14390,54 @@
           </w:tcPr>
           <w:p>
             <w:r>
-              <w:rPr/>
+              <w:rPr>
+                <w:highlight w:val="yellow"/>
+              </w:rPr>
               <w:t>Внедрение 1-го</w:t>
             </w:r>
             <w:r>
               <w:br/>
             </w:r>
             <w:r>
-              <w:rPr/>
+              <w:rPr>
+                <w:highlight w:val="yellow"/>
+              </w:rPr>
               <w:t>на трактор</w:t>
             </w:r>
             <w:r>
               <w:br/>
             </w:r>
             <w:r>
-              <w:rPr/>
+              <w:rPr>
+                <w:highlight w:val="yellow"/>
+              </w:rPr>
               <w:t>ФГУП</w:t>
             </w:r>
             <w:r>
               <w:br/>
             </w:r>
             <w:r>
-              <w:rPr/>
+              <w:rPr>
+                <w:highlight w:val="yellow"/>
+              </w:rPr>
               <w:t>"ОНИКА"</w:t>
             </w:r>
             <w:r>
               <w:br/>
             </w:r>
             <w:r>
-              <w:rPr/>
+              <w:rPr>
+                <w:highlight w:val="yellow"/>
+              </w:rPr>
               <w:t>Также:</w:t>
             </w:r>
             <w:r>
               <w:br/>
             </w:r>
             <w:r>
-              <w:rPr/>
+              <w:rPr>
+                <w:highlight w:val="yellow"/>
+              </w:rPr>
               <w:t>ИТ</w:t>
             </w:r>
           </w:p>
@@ -13958,28 +14490,36 @@
     </w:p>
     <w:p>
       <w:r>
-        <w:rPr/>
+        <w:rPr>
+          <w:highlight w:val="yellow"/>
+        </w:rPr>
         <w:t>На основании распоряжения № 316сс А от 12.10.21г. №498/41/4892/13/31</w:t>
       </w:r>
       <w:r>
         <w:br/>
       </w:r>
       <w:r>
-        <w:rPr/>
+        <w:rPr>
+          <w:highlight w:val="yellow"/>
+        </w:rPr>
         <w:t>с соответствием сигнализации командира № 46274 от 08.11.2021г. №39/87933/177</w:t>
       </w:r>
       <w:r>
         <w:br/>
       </w:r>
       <w:r>
-        <w:rPr/>
+        <w:rPr>
+          <w:highlight w:val="yellow"/>
+        </w:rPr>
         <w:t>в период с 08.11.2021г. по 11.11.2021г. произведено решение по возвращению</w:t>
       </w:r>
       <w:r>
         <w:br/>
       </w:r>
       <w:r>
-        <w:rPr/>
+        <w:rPr>
+          <w:highlight w:val="yellow"/>
+        </w:rPr>
         <w:t>рабочего состояния ТАКТ52-01 ССС №4-51276 из состава ККАТАКТ62 заяв.№14554</w:t>
       </w:r>
     </w:p>
@@ -13988,13 +14528,17 @@
         <w:pStyle w:val="Heading1"/>
       </w:pPr>
       <w:r>
-        <w:rPr/>
+        <w:rPr>
+          <w:highlight w:val="yellow"/>
+        </w:rPr>
         <w:t>Удостоверяется, что в соответствии с заданием №144/326-2021 на проведение работ по восстановлению КИАТАКТ52 зав.№14354 на участках, принадлежащих и частично ведущимся в эксплуатацию</w:t>
       </w:r>
     </w:p>
     <w:p>
       <w:r>
-        <w:rPr/>
+        <w:rPr>
+          <w:highlight w:val="yellow"/>
+        </w:rPr>
         <w:t>11.11.2021 г.</w:t>
       </w:r>
     </w:p>
@@ -14170,14 +14714,18 @@
           </w:tcPr>
           <w:p>
             <w:r>
-              <w:rPr/>
+              <w:rPr>
+                <w:highlight w:val="yellow"/>
+              </w:rPr>
               <w:t>25.09.24</w:t>
             </w:r>
             <w:r>
               <w:br/>
             </w:r>
             <w:r>
-              <w:rPr/>
+              <w:rPr>
+                <w:highlight w:val="yellow"/>
+              </w:rPr>
               <w:t>09.11.21</w:t>
             </w:r>
           </w:p>
@@ -14188,14 +14736,18 @@
           </w:tcPr>
           <w:p>
             <w:r>
-              <w:rPr/>
+              <w:rPr>
+                <w:highlight w:val="yellow"/>
+              </w:rPr>
               <w:t>Плановый</w:t>
             </w:r>
             <w:r>
               <w:br/>
             </w:r>
             <w:r>
-              <w:rPr/>
+              <w:rPr>
+                <w:highlight w:val="yellow"/>
+              </w:rPr>
               <w:t>Внеплановый</w:t>
             </w:r>
           </w:p>
@@ -14206,28 +14758,36 @@
           </w:tcPr>
           <w:p>
             <w:r>
-              <w:rPr/>
+              <w:rPr>
+                <w:highlight w:val="yellow"/>
+              </w:rPr>
               <w:t>Работоспособен</w:t>
             </w:r>
             <w:r>
               <w:br/>
             </w:r>
             <w:r>
-              <w:rPr/>
+              <w:rPr>
+                <w:highlight w:val="yellow"/>
+              </w:rPr>
               <w:t>Работоспособен</w:t>
             </w:r>
             <w:r>
               <w:br/>
             </w:r>
             <w:r>
-              <w:rPr/>
+              <w:rPr>
+                <w:highlight w:val="yellow"/>
+              </w:rPr>
               <w:t>Работоспособен</w:t>
             </w:r>
             <w:r>
               <w:br/>
             </w:r>
             <w:r>
-              <w:rPr/>
+              <w:rPr>
+                <w:highlight w:val="yellow"/>
+              </w:rPr>
               <w:t>Работоспособен</w:t>
             </w:r>
           </w:p>
@@ -14238,28 +14798,36 @@
           </w:tcPr>
           <w:p>
             <w:r>
-              <w:rPr/>
+              <w:rPr>
+                <w:highlight w:val="yellow"/>
+              </w:rPr>
               <w:t>Замечаний нет</w:t>
             </w:r>
             <w:r>
               <w:br/>
             </w:r>
             <w:r>
-              <w:rPr/>
+              <w:rPr>
+                <w:highlight w:val="yellow"/>
+              </w:rPr>
               <w:t>Замечаний нет</w:t>
             </w:r>
             <w:r>
               <w:br/>
             </w:r>
             <w:r>
-              <w:rPr/>
+              <w:rPr>
+                <w:highlight w:val="yellow"/>
+              </w:rPr>
               <w:t>Замечаний нет</w:t>
             </w:r>
             <w:r>
               <w:br/>
             </w:r>
             <w:r>
-              <w:rPr/>
+              <w:rPr>
+                <w:highlight w:val="yellow"/>
+              </w:rPr>
               <w:t>Замечаний нет</w:t>
             </w:r>
           </w:p>
@@ -14270,28 +14838,36 @@
           </w:tcPr>
           <w:p>
             <w:r>
-              <w:rPr/>
+              <w:rPr>
+                <w:highlight w:val="yellow"/>
+              </w:rPr>
               <w:t>Игорь Батурина</w:t>
             </w:r>
             <w:r>
               <w:br/>
             </w:r>
             <w:r>
-              <w:rPr/>
+              <w:rPr>
+                <w:highlight w:val="yellow"/>
+              </w:rPr>
               <w:t>Игорь Батурина</w:t>
             </w:r>
             <w:r>
               <w:br/>
             </w:r>
             <w:r>
-              <w:rPr/>
+              <w:rPr>
+                <w:highlight w:val="yellow"/>
+              </w:rPr>
               <w:t>Игорь Батурина</w:t>
             </w:r>
             <w:r>
               <w:br/>
             </w:r>
             <w:r>
-              <w:rPr/>
+              <w:rPr>
+                <w:highlight w:val="yellow"/>
+              </w:rPr>
               <w:t>Игорь Батурина</w:t>
             </w:r>
           </w:p>
@@ -14304,14 +14880,18 @@
           </w:tcPr>
           <w:p>
             <w:r>
-              <w:rPr/>
+              <w:rPr>
+                <w:highlight w:val="yellow"/>
+              </w:rPr>
               <w:t>25.04.22</w:t>
             </w:r>
             <w:r>
               <w:br/>
             </w:r>
             <w:r>
-              <w:rPr/>
+              <w:rPr>
+                <w:highlight w:val="yellow"/>
+              </w:rPr>
               <w:t>09.08.22</w:t>
             </w:r>
           </w:p>
@@ -14322,14 +14902,18 @@
           </w:tcPr>
           <w:p>
             <w:r>
-              <w:rPr/>
+              <w:rPr>
+                <w:highlight w:val="yellow"/>
+              </w:rPr>
               <w:t>Плановый</w:t>
             </w:r>
             <w:r>
               <w:br/>
             </w:r>
             <w:r>
-              <w:rPr/>
+              <w:rPr>
+                <w:highlight w:val="yellow"/>
+              </w:rPr>
               <w:t>Внеплановый</w:t>
             </w:r>
           </w:p>
@@ -14340,14 +14924,18 @@
           </w:tcPr>
           <w:p>
             <w:r>
-              <w:rPr/>
+              <w:rPr>
+                <w:highlight w:val="yellow"/>
+              </w:rPr>
               <w:t>Работоспособен</w:t>
             </w:r>
             <w:r>
               <w:br/>
             </w:r>
             <w:r>
-              <w:rPr/>
+              <w:rPr>
+                <w:highlight w:val="yellow"/>
+              </w:rPr>
               <w:t>Работоспособен</w:t>
             </w:r>
           </w:p>
@@ -14358,14 +14946,18 @@
           </w:tcPr>
           <w:p>
             <w:r>
-              <w:rPr/>
+              <w:rPr>
+                <w:highlight w:val="yellow"/>
+              </w:rPr>
               <w:t>Замечаний нет</w:t>
             </w:r>
             <w:r>
               <w:br/>
             </w:r>
             <w:r>
-              <w:rPr/>
+              <w:rPr>
+                <w:highlight w:val="yellow"/>
+              </w:rPr>
               <w:t>Замечаний нет</w:t>
             </w:r>
           </w:p>
@@ -14376,14 +14968,18 @@
           </w:tcPr>
           <w:p>
             <w:r>
-              <w:rPr/>
+              <w:rPr>
+                <w:highlight w:val="yellow"/>
+              </w:rPr>
               <w:t>Игорь Батурина</w:t>
             </w:r>
             <w:r>
               <w:br/>
             </w:r>
             <w:r>
-              <w:rPr/>
+              <w:rPr>
+                <w:highlight w:val="yellow"/>
+              </w:rPr>
               <w:t>Игорь Батурина</w:t>
             </w:r>
           </w:p>
@@ -14396,7 +14992,9 @@
           </w:tcPr>
           <w:p>
             <w:r>
-              <w:rPr/>
+              <w:rPr>
+                <w:highlight w:val="yellow"/>
+              </w:rPr>
               <w:t>06.10.22</w:t>
             </w:r>
           </w:p>
@@ -14407,7 +15005,9 @@
           </w:tcPr>
           <w:p>
             <w:r>
-              <w:rPr/>
+              <w:rPr>
+                <w:highlight w:val="yellow"/>
+              </w:rPr>
               <w:t>Внеплановый</w:t>
             </w:r>
           </w:p>
@@ -14418,7 +15018,9 @@
           </w:tcPr>
           <w:p>
             <w:r>
-              <w:rPr/>
+              <w:rPr>
+                <w:highlight w:val="yellow"/>
+              </w:rPr>
               <w:t>Работоспособен</w:t>
             </w:r>
           </w:p>
@@ -14429,7 +15031,9 @@
           </w:tcPr>
           <w:p>
             <w:r>
-              <w:rPr/>
+              <w:rPr>
+                <w:highlight w:val="yellow"/>
+              </w:rPr>
               <w:t>Замечаний нет</w:t>
             </w:r>
           </w:p>
@@ -14440,7 +15044,9 @@
           </w:tcPr>
           <w:p>
             <w:r>
-              <w:rPr/>
+              <w:rPr>
+                <w:highlight w:val="yellow"/>
+              </w:rPr>
               <w:t>Игорь Батурина</w:t>
             </w:r>
           </w:p>
